--- a/data/BOLL/美股BOLL布林线监控报告-2026-09-28.docx
+++ b/data/BOLL/美股BOLL布林线监控报告-2026-09-28.docx
@@ -15,7 +15,7 @@
         <w:pStyle w:val="ListBullet"/>
       </w:pPr>
       <w:r>
-        <w:t>生成时间（美东）：2026-09-28 22:36:16 EDT</w:t>
+        <w:t>生成时间（美东）：2026-09-29 04:28:43 EDT</w:t>
       </w:r>
     </w:p>
     <w:p>
@@ -32,6 +32,14 @@
       </w:pPr>
       <w:r>
         <w:t>数据源优先级：Yahoo Chart API -&gt; yfinance（可选备用，无需额外配置）</w:t>
+      </w:r>
+    </w:p>
+    <w:p>
+      <w:pPr>
+        <w:pStyle w:val="ListBullet"/>
+      </w:pPr>
+      <w:r>
+        <w:t>提醒：当前美东交易日尚未收盘，本次使用最近可用交易日的收盘数据计算。</w:t>
       </w:r>
     </w:p>
     <w:p>
@@ -1002,98 +1010,6 @@
           </w:tcPr>
           <w:p>
             <w:r>
-              <w:t>CIEN</w:t>
-            </w:r>
-          </w:p>
-        </w:tc>
-        <w:tc>
-          <w:tcPr>
-            <w:tcW w:type="dxa" w:w="960"/>
-          </w:tcPr>
-          <w:p>
-            <w:r>
-              <w:t>Ciena</w:t>
-            </w:r>
-          </w:p>
-        </w:tc>
-        <w:tc>
-          <w:tcPr>
-            <w:tcW w:type="dxa" w:w="960"/>
-          </w:tcPr>
-          <w:p>
-            <w:r>
-              <w:t>C 观察信号</w:t>
-            </w:r>
-          </w:p>
-        </w:tc>
-        <w:tc>
-          <w:tcPr>
-            <w:tcW w:type="dxa" w:w="960"/>
-          </w:tcPr>
-          <w:p>
-            <w:r>
-              <w:t>弱收口：Bandwidth低于近8个月30%分位且最近8个交易日及以上连续下降；中轨附近窄幅震荡</w:t>
-            </w:r>
-          </w:p>
-        </w:tc>
-        <w:tc>
-          <w:tcPr>
-            <w:tcW w:type="dxa" w:w="960"/>
-          </w:tcPr>
-          <w:p>
-            <w:r>
-              <w:t>中轨附近</w:t>
-            </w:r>
-          </w:p>
-        </w:tc>
-        <w:tc>
-          <w:tcPr>
-            <w:tcW w:type="dxa" w:w="960"/>
-          </w:tcPr>
-          <w:p>
-            <w:r>
-              <w:t>19.01%</w:t>
-            </w:r>
-          </w:p>
-        </w:tc>
-        <w:tc>
-          <w:tcPr>
-            <w:tcW w:type="dxa" w:w="960"/>
-          </w:tcPr>
-          <w:p>
-            <w:r>
-              <w:t>0.460</w:t>
-            </w:r>
-          </w:p>
-        </w:tc>
-        <w:tc>
-          <w:tcPr>
-            <w:tcW w:type="dxa" w:w="960"/>
-          </w:tcPr>
-          <w:p>
-            <w:r>
-              <w:t>0.64</w:t>
-            </w:r>
-          </w:p>
-        </w:tc>
-        <w:tc>
-          <w:tcPr>
-            <w:tcW w:type="dxa" w:w="960"/>
-          </w:tcPr>
-          <w:p>
-            <w:r>
-              <w:t>布林带收口，说明波动率下降，股价可能处于蓄势阶段，但方向尚未确认。</w:t>
-            </w:r>
-          </w:p>
-        </w:tc>
-      </w:tr>
-      <w:tr>
-        <w:tc>
-          <w:tcPr>
-            <w:tcW w:type="dxa" w:w="960"/>
-          </w:tcPr>
-          <w:p>
-            <w:r>
               <w:t>NOK</w:t>
             </w:r>
           </w:p>
@@ -1209,7 +1125,7 @@
         <w:pStyle w:val="ListBullet"/>
       </w:pPr>
       <w:r>
-        <w:t>观察信号：COHR, LITE, VELO, ASTS, OPTX, CRWV, CIEN, NOK。</w:t>
+        <w:t>观察信号：COHR, LITE, VELO, ASTS, OPTX, CRWV, NOK。</w:t>
       </w:r>
     </w:p>
     <w:p>
@@ -1930,86 +1846,6 @@
       </w:pPr>
       <w:r>
         <w:t>触发信号：强收口：Bandwidth低于近8个月10%分位且持续10天；中轨附近窄幅震荡；低位形态</w:t>
-      </w:r>
-    </w:p>
-    <w:p>
-      <w:pPr>
-        <w:pStyle w:val="ListBullet"/>
-      </w:pPr>
-      <w:r>
-        <w:t>技术面解读：布林带收口，说明波动率下降，股价可能处于蓄势阶段，但方向尚未确认。</w:t>
-      </w:r>
-    </w:p>
-    <w:p>
-      <w:pPr>
-        <w:pStyle w:val="ListBullet"/>
-      </w:pPr>
-      <w:r>
-        <w:t>是否需要下一交易日确认：是。重点观察收盘价是否继续位于关键轨道一侧，以及成交量是否延续。</w:t>
-      </w:r>
-    </w:p>
-    <w:p>
-      <w:pPr>
-        <w:pStyle w:val="ListBullet"/>
-      </w:pPr>
-      <w:r>
-        <w:t>风险提示：当前方向仍未完全确认，需要观察成交量和中轨支撑。</w:t>
-      </w:r>
-    </w:p>
-    <w:p>
-      <w:pPr>
-        <w:pStyle w:val="Heading3"/>
-      </w:pPr>
-      <w:r>
-        <w:t>CIEN - Ciena</w:t>
-      </w:r>
-    </w:p>
-    <w:p>
-      <w:pPr>
-        <w:pStyle w:val="ListBullet"/>
-      </w:pPr>
-      <w:r>
-        <w:t>信号等级：C 观察信号</w:t>
-      </w:r>
-    </w:p>
-    <w:p>
-      <w:pPr>
-        <w:pStyle w:val="ListBullet"/>
-      </w:pPr>
-      <w:r>
-        <w:t>最新收盘价：$344.19</w:t>
-      </w:r>
-    </w:p>
-    <w:p>
-      <w:pPr>
-        <w:pStyle w:val="ListBullet"/>
-      </w:pPr>
-      <w:r>
-        <w:t>BOLL：上轨 $379.80；中轨 $346.83；下轨 $313.86</w:t>
-      </w:r>
-    </w:p>
-    <w:p>
-      <w:pPr>
-        <w:pStyle w:val="ListBullet"/>
-      </w:pPr>
-      <w:r>
-        <w:t>Bandwidth：19.01%；历史分位：11.31%；%B：0.460</w:t>
-      </w:r>
-    </w:p>
-    <w:p>
-      <w:pPr>
-        <w:pStyle w:val="ListBullet"/>
-      </w:pPr>
-      <w:r>
-        <w:t>成交量：当日 1830200；20日均量 2849385；量比 0.64</w:t>
-      </w:r>
-    </w:p>
-    <w:p>
-      <w:pPr>
-        <w:pStyle w:val="ListBullet"/>
-      </w:pPr>
-      <w:r>
-        <w:t>触发信号：弱收口：Bandwidth低于近8个月30%分位且最近8个交易日及以上连续下降；中轨附近窄幅震荡</w:t>
       </w:r>
     </w:p>
     <w:p>
@@ -2139,7 +1975,7 @@
     </w:p>
     <w:p>
       <w:r>
-        <w:t>XE（X-energy）, RKLB（Rocket Lab USA）, NBIS（Nebius Group）, ARM（Arm Holdings）, GLW（Corning）, MRVL（Marvell Technology）, INTC（Intel）, ALAB（Astera Labs）, FLNC（Fluence Energy）, ORCL（Oracle）, POET（POET Technologies）, DELL（Dell Technologies）, ONDS（Ondas Holdings）, SMR（NuScale Power）, OKLO（Oklo）, QBTS（D-Wave Quantum）, NVDA（NVIDIA）, AMZN（Amazon.com）, AMD（Advanced Micro Devices）, CRCL（Circle Internet Group）, FLY（Firefly Aerospace）, CBRS（Chain Bridge Bancorp）, SIVEF（Sivers Semiconductors）, SHAZ（Shaz）, LUNR（Intuitive Machines）, AAOI（Applied Optoelectronics）, INOD（Innodata）, SPCX（Space Exploration Technologies）, RDW（Redwire Corporation）, QCOM（QUALCOMM Incorporated）, COIN（Coinbase Global, Inc.）, CORZ（Core Scientific, Inc.）, IREN（IREN LIMITED）, MSFT（Microsoft Corporation）, GOOG（Alphabet Inc.）, AVGO（Broadcom Inc.）, AMAT（Applied Materials, Inc.）, AMKR（Amkor Technology, Inc.）, LRCX（Lam Research Corporation）, SNDK（Sandisk Corporation）, MU（Micron Technology, Inc.）, VICR（Vicor Corporation）, NNE（Nano Nuclear Energy Inc.）, CCJ（Cameco Corporation）, BWAY（Brainsway Ltd.）, MANE（Veradermics, Incorporated）, QSI（Quantum-Si Incorporated）, CRSP（CRISPR Therapeutics AG）, IBRX（ImmunityBio, Inc.）, INSP（Inspire Medical Systems, Inc.）</w:t>
+        <w:t>XE（X-energy）, RKLB（Rocket Lab USA）, NBIS（Nebius Group）, ARM（Arm Holdings）, GLW（Corning）, MRVL（Marvell Technology）, INTC（Intel）, ALAB（Astera Labs）, ORCL（Oracle）, POET（POET Technologies）, DELL（Dell Technologies）, ONDS（Ondas Holdings）, SMR（NuScale Power）, OKLO（Oklo）, QBTS（D-Wave Quantum）, NVDA（NVIDIA）, AMZN（Amazon.com）, AMD（Advanced Micro Devices）, CRCL（Circle Internet Group）, FLY（Firefly Aerospace）, CBRS（Chain Bridge Bancorp）, SIVEF（Sivers Semiconductors）, SHAZ（Shaz）, LUNR（Intuitive Machines）, AAOI（Applied Optoelectronics）, SPCX（Space Exploration Technologies）, RDW（Redwire Corporation）, QCOM（QUALCOMM Incorporated）, COIN（Coinbase Global, Inc.）, MSFT（Microsoft Corporation）, GOOG（Alphabet Inc.）, AVGO（Broadcom Inc.）, AMAT（Applied Materials, Inc.）, AMKR（Amkor Technology, Inc.）, LRCX（Lam Research Corporation）, SNDK（Sandisk Corporation）, MU（Micron Technology, Inc.）, TSLA（Tesla, Inc.）, PLTR（Palantir Technologies Inc.）, IBM（International Business Machines）, FORM（FormFactor, Inc.）, MXL（MaxLinear, Inc）, MRNA（Moderna, Inc.）, BE（Bloom Energy Corporation）</w:t>
       </w:r>
     </w:p>
     <w:p>
@@ -2556,7 +2392,7 @@
         <w:pStyle w:val="Heading3"/>
       </w:pPr>
       <w:r>
-        <w:t>CIEN - Ciena</w:t>
+        <w:t>NOK - Nokia Oyj</w:t>
       </w:r>
     </w:p>
     <w:p>
@@ -2572,55 +2408,11 @@
               <a:graphicData uri="http://schemas.openxmlformats.org/drawingml/2006/picture">
                 <pic:pic>
                   <pic:nvPicPr>
-                    <pic:cNvPr id="0" name="CIEN_BOLL.png"/>
+                    <pic:cNvPr id="0" name="NOK_BOLL.png"/>
                     <pic:cNvPicPr/>
                   </pic:nvPicPr>
                   <pic:blipFill>
                     <a:blip r:embed="rId18"/>
-                    <a:stretch>
-                      <a:fillRect/>
-                    </a:stretch>
-                  </pic:blipFill>
-                  <pic:spPr>
-                    <a:xfrm>
-                      <a:off x="0" y="0"/>
-                      <a:ext cx="6035040" cy="4054793"/>
-                    </a:xfrm>
-                    <a:prstGeom prst="rect"/>
-                  </pic:spPr>
-                </pic:pic>
-              </a:graphicData>
-            </a:graphic>
-          </wp:inline>
-        </w:drawing>
-      </w:r>
-    </w:p>
-    <w:p>
-      <w:pPr>
-        <w:pStyle w:val="Heading3"/>
-      </w:pPr>
-      <w:r>
-        <w:t>NOK - Nokia Oyj</w:t>
-      </w:r>
-    </w:p>
-    <w:p>
-      <w:r>
-        <w:drawing>
-          <wp:inline xmlns:a="http://schemas.openxmlformats.org/drawingml/2006/main" xmlns:pic="http://schemas.openxmlformats.org/drawingml/2006/picture">
-            <wp:extent cx="6035040" cy="4054793"/>
-            <wp:docPr id="11" name="Picture 11"/>
-            <wp:cNvGraphicFramePr>
-              <a:graphicFrameLocks noChangeAspect="1"/>
-            </wp:cNvGraphicFramePr>
-            <a:graphic>
-              <a:graphicData uri="http://schemas.openxmlformats.org/drawingml/2006/picture">
-                <pic:pic>
-                  <pic:nvPicPr>
-                    <pic:cNvPr id="0" name="NOK_BOLL.png"/>
-                    <pic:cNvPicPr/>
-                  </pic:nvPicPr>
-                  <pic:blipFill>
-                    <a:blip r:embed="rId19"/>
                     <a:stretch>
                       <a:fillRect/>
                     </a:stretch>
